--- a/VIKAS_RESUME.docx
+++ b/VIKAS_RESUME.docx
@@ -171,7 +171,7 @@
           </mc:Choice>
           <mc:Fallback>
             <w:pict>
-              <v:group w14:anchorId="110FE0B5" id="Group 1" o:spid="_x0000_s1026" style="position:absolute;margin-left:163.8pt;margin-top:9.95pt;width:180.7pt;height:23.15pt;z-index:-15766016;mso-wrap-distance-left:0;mso-wrap-distance-right:0;mso-position-horizontal-relative:page" coordsize="22948,2940" o:gfxdata="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">
+              <v:group w14:anchorId="3D11F125" id="Group 1" o:spid="_x0000_s1026" style="position:absolute;margin-left:163.8pt;margin-top:9.95pt;width:180.7pt;height:23.15pt;z-index:-15766016;mso-wrap-distance-left:0;mso-wrap-distance-right:0;mso-position-horizontal-relative:page" coordsize="22948,2940" o:gfxdata="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">
                 <v:shapetype id="_x0000_t75" coordsize="21600,21600" o:spt="75" o:preferrelative="t" path="m@4@5l@4@11@9@11@9@5xe" filled="f" stroked="f">
                   <v:stroke joinstyle="miter"/>
                   <v:formulas>
@@ -371,7 +371,7 @@
         <w:jc w:val="center"/>
       </w:pPr>
       <w:r>
-        <w:t xml:space="preserve">Portfolio : </w:t>
+        <w:t xml:space="preserve">Portfolio: </w:t>
       </w:r>
       <w:r>
         <w:t>https://vikasmunuganti.github.io/Portfolio/</w:t>
@@ -896,18 +896,8 @@
           <w:color w:val="1B013A"/>
           <w:sz w:val="20"/>
         </w:rPr>
-        <w:t xml:space="preserve">Zilla Parishad High School, </w:t>
-      </w:r>
-      <w:proofErr w:type="spellStart"/>
-      <w:r>
-        <w:rPr>
-          <w:b/>
-          <w:color w:val="1B013A"/>
-          <w:sz w:val="20"/>
-        </w:rPr>
-        <w:t>Konasamundhar</w:t>
-      </w:r>
-      <w:proofErr w:type="spellEnd"/>
+        <w:t>Zilla Parishad High School, Konasamundhar</w:t>
+      </w:r>
       <w:r>
         <w:rPr>
           <w:b/>
@@ -1097,20 +1087,7 @@
         <w:rPr>
           <w:sz w:val="20"/>
         </w:rPr>
-        <w:t>Java</w:t>
-      </w:r>
-      <w:r>
-        <w:rPr>
-          <w:spacing w:val="4"/>
-          <w:sz w:val="20"/>
-        </w:rPr>
-        <w:t xml:space="preserve"> </w:t>
-      </w:r>
-      <w:r>
-        <w:rPr>
-          <w:sz w:val="20"/>
-        </w:rPr>
-        <w:t>, C,</w:t>
+        <w:t>Java,</w:t>
       </w:r>
       <w:r>
         <w:rPr>
@@ -1125,6 +1102,13 @@
           <w:sz w:val="20"/>
         </w:rPr>
         <w:t>Python</w:t>
+      </w:r>
+      <w:r>
+        <w:rPr>
+          <w:spacing w:val="-2"/>
+          <w:sz w:val="20"/>
+        </w:rPr>
+        <w:t>, R, C</w:t>
       </w:r>
     </w:p>
     <w:p>
@@ -1158,7 +1142,21 @@
           <w:spacing w:val="-5"/>
           <w:sz w:val="20"/>
         </w:rPr>
-        <w:t>SQL</w:t>
+        <w:t>MySQL</w:t>
+      </w:r>
+      <w:r>
+        <w:rPr>
+          <w:spacing w:val="-5"/>
+          <w:sz w:val="20"/>
+        </w:rPr>
+        <w:t xml:space="preserve">, MongoDB, </w:t>
+      </w:r>
+      <w:r>
+        <w:rPr>
+          <w:spacing w:val="-5"/>
+          <w:sz w:val="20"/>
+        </w:rPr>
+        <w:t>Excel</w:t>
       </w:r>
     </w:p>
     <w:p>
@@ -1240,6 +1238,14 @@
           <w:sz w:val="20"/>
         </w:rPr>
         <w:t>code</w:t>
+      </w:r>
+      <w:r>
+        <w:rPr>
+          <w:spacing w:val="-4"/>
+          <w:w w:val="105"/>
+          <w:sz w:val="20"/>
+        </w:rPr>
+        <w:t>, Tableau, Jupyter</w:t>
       </w:r>
     </w:p>
     <w:p>
@@ -1442,20 +1448,7 @@
         <w:rPr>
           <w:w w:val="105"/>
         </w:rPr>
-        <w:t>Algorithms</w:t>
-      </w:r>
-      <w:r>
-        <w:rPr>
-          <w:spacing w:val="-6"/>
-          <w:w w:val="105"/>
-        </w:rPr>
-        <w:t xml:space="preserve"> </w:t>
-      </w:r>
-      <w:r>
-        <w:rPr>
-          <w:w w:val="105"/>
-        </w:rPr>
-        <w:t>,</w:t>
+        <w:t>Algorithms,</w:t>
       </w:r>
       <w:r>
         <w:rPr>
@@ -1481,7 +1474,33 @@
         <w:rPr>
           <w:w w:val="105"/>
         </w:rPr>
-        <w:t>System</w:t>
+        <w:t>System,</w:t>
+      </w:r>
+      <w:r>
+        <w:rPr>
+          <w:spacing w:val="-12"/>
+          <w:w w:val="105"/>
+        </w:rPr>
+        <w:t xml:space="preserve"> </w:t>
+      </w:r>
+      <w:r>
+        <w:rPr>
+          <w:w w:val="105"/>
+        </w:rPr>
+        <w:t>Objected</w:t>
+      </w:r>
+      <w:r>
+        <w:rPr>
+          <w:spacing w:val="-11"/>
+          <w:w w:val="105"/>
+        </w:rPr>
+        <w:t xml:space="preserve"> </w:t>
+      </w:r>
+      <w:r>
+        <w:rPr>
+          <w:w w:val="105"/>
+        </w:rPr>
+        <w:t>Oriented</w:t>
       </w:r>
       <w:r>
         <w:rPr>
@@ -1494,7 +1513,7 @@
         <w:rPr>
           <w:w w:val="105"/>
         </w:rPr>
-        <w:t>,</w:t>
+        <w:t>Programming,</w:t>
       </w:r>
       <w:r>
         <w:rPr>
@@ -1505,74 +1524,30 @@
       </w:r>
       <w:r>
         <w:rPr>
-          <w:w w:val="105"/>
-        </w:rPr>
-        <w:t>Objected</w:t>
-      </w:r>
-      <w:r>
-        <w:rPr>
-          <w:spacing w:val="-11"/>
-          <w:w w:val="105"/>
-        </w:rPr>
-        <w:t xml:space="preserve"> </w:t>
-      </w:r>
-      <w:r>
-        <w:rPr>
-          <w:w w:val="105"/>
-        </w:rPr>
-        <w:t>Oriented</w:t>
-      </w:r>
-      <w:r>
-        <w:rPr>
-          <w:spacing w:val="-9"/>
-          <w:w w:val="105"/>
-        </w:rPr>
-        <w:t xml:space="preserve"> </w:t>
-      </w:r>
-      <w:r>
-        <w:rPr>
-          <w:w w:val="105"/>
-        </w:rPr>
-        <w:t>Programming</w:t>
-      </w:r>
-      <w:r>
-        <w:rPr>
-          <w:spacing w:val="-9"/>
-          <w:w w:val="105"/>
-        </w:rPr>
-        <w:t xml:space="preserve"> </w:t>
-      </w:r>
-      <w:r>
-        <w:rPr>
-          <w:w w:val="105"/>
-        </w:rPr>
-        <w:t>,</w:t>
-      </w:r>
-      <w:r>
-        <w:rPr>
           <w:spacing w:val="-12"/>
           <w:w w:val="105"/>
         </w:rPr>
-        <w:t xml:space="preserve"> </w:t>
-      </w:r>
-      <w:r>
-        <w:rPr>
-          <w:w w:val="105"/>
-        </w:rPr>
-        <w:t>DBMS</w:t>
-      </w:r>
-      <w:r>
-        <w:rPr>
-          <w:spacing w:val="-6"/>
-          <w:w w:val="105"/>
-        </w:rPr>
-        <w:t xml:space="preserve"> </w:t>
-      </w:r>
-      <w:r>
-        <w:rPr>
-          <w:w w:val="105"/>
-        </w:rPr>
-        <w:t>, Complexity analysis</w:t>
+        <w:t xml:space="preserve">Computer Neural Networks, </w:t>
+      </w:r>
+      <w:r>
+        <w:rPr>
+          <w:spacing w:val="-12"/>
+          <w:w w:val="105"/>
+        </w:rPr>
+        <w:t>Machine Learning libraries (e.g., pandas, scikit-learn)</w:t>
+      </w:r>
+      <w:r>
+        <w:rPr>
+          <w:spacing w:val="-12"/>
+          <w:w w:val="105"/>
+        </w:rPr>
+        <w:t xml:space="preserve">, Data Analytics, Data Mining, </w:t>
+      </w:r>
+      <w:r>
+        <w:rPr>
+          <w:w w:val="105"/>
+        </w:rPr>
+        <w:t>DBMS, Complexity analysis</w:t>
       </w:r>
     </w:p>
     <w:p>
@@ -1880,14 +1855,12 @@
       </w:pPr>
       <w:bookmarkStart w:id="0" w:name="Hackerrank_:_22AG1A6744_(_3_Star_Rating_"/>
       <w:bookmarkEnd w:id="0"/>
-      <w:proofErr w:type="spellStart"/>
       <w:r>
         <w:rPr>
           <w:color w:val="371E77"/>
         </w:rPr>
         <w:t>Hackerrank</w:t>
       </w:r>
-      <w:proofErr w:type="spellEnd"/>
       <w:r>
         <w:rPr>
           <w:color w:val="371E77"/>
@@ -1966,14 +1939,12 @@
         </w:rPr>
         <w:t xml:space="preserve">) </w:t>
       </w:r>
-      <w:proofErr w:type="spellStart"/>
       <w:r>
         <w:rPr>
           <w:color w:val="371E77"/>
         </w:rPr>
         <w:t>Leetcode</w:t>
       </w:r>
-      <w:proofErr w:type="spellEnd"/>
       <w:r>
         <w:rPr>
           <w:color w:val="371E77"/>
@@ -1994,14 +1965,12 @@
         </w:rPr>
         <w:t xml:space="preserve"> </w:t>
       </w:r>
-      <w:proofErr w:type="spellStart"/>
       <w:r>
         <w:rPr>
           <w:color w:val="1B013A"/>
         </w:rPr>
         <w:t>VikasMunuganti</w:t>
       </w:r>
-      <w:proofErr w:type="spellEnd"/>
       <w:r>
         <w:rPr>
           <w:color w:val="1B013A"/>
@@ -2067,14 +2036,12 @@
         </w:rPr>
         <w:t xml:space="preserve">) </w:t>
       </w:r>
-      <w:proofErr w:type="spellStart"/>
       <w:r>
         <w:rPr>
           <w:color w:val="371E77"/>
         </w:rPr>
         <w:t>CodeChef</w:t>
       </w:r>
-      <w:proofErr w:type="spellEnd"/>
       <w:r>
         <w:rPr>
           <w:color w:val="371E77"/>
@@ -2095,7 +2062,6 @@
         </w:rPr>
         <w:t xml:space="preserve"> </w:t>
       </w:r>
-      <w:proofErr w:type="spellStart"/>
       <w:r>
         <w:rPr>
           <w:b w:val="0"/>
@@ -2104,7 +2070,6 @@
         </w:rPr>
         <w:t>vikasmunuganti</w:t>
       </w:r>
-      <w:proofErr w:type="spellEnd"/>
       <w:r>
         <w:rPr>
           <w:b w:val="0"/>
@@ -2889,90 +2854,20 @@
         </w:rPr>
         <w:t xml:space="preserve">Actively participated in weekly coding challenges on platforms such as </w:t>
       </w:r>
-      <w:proofErr w:type="spellStart"/>
-      <w:r>
-        <w:rPr>
-          <w:b/>
-          <w:w w:val="105"/>
-          <w:sz w:val="20"/>
-        </w:rPr>
-        <w:t>Codechef</w:t>
-      </w:r>
-      <w:proofErr w:type="spellEnd"/>
-      <w:r>
-        <w:rPr>
-          <w:b/>
-          <w:w w:val="105"/>
-          <w:sz w:val="20"/>
-        </w:rPr>
-        <w:t xml:space="preserve">, </w:t>
-      </w:r>
-      <w:proofErr w:type="spellStart"/>
-      <w:r>
-        <w:rPr>
-          <w:b/>
-          <w:w w:val="105"/>
-          <w:sz w:val="20"/>
-        </w:rPr>
-        <w:t>Leetcode</w:t>
-      </w:r>
-      <w:proofErr w:type="spellEnd"/>
-      <w:r>
-        <w:rPr>
-          <w:b/>
-          <w:w w:val="105"/>
-          <w:sz w:val="20"/>
-        </w:rPr>
-        <w:t xml:space="preserve">, </w:t>
-      </w:r>
-      <w:proofErr w:type="spellStart"/>
-      <w:r>
-        <w:rPr>
-          <w:b/>
-          <w:w w:val="105"/>
-          <w:sz w:val="20"/>
-        </w:rPr>
-        <w:t>Codeforces</w:t>
-      </w:r>
-      <w:proofErr w:type="spellEnd"/>
-      <w:r>
-        <w:rPr>
-          <w:w w:val="105"/>
-          <w:sz w:val="20"/>
-        </w:rPr>
-        <w:t xml:space="preserve">, </w:t>
-      </w:r>
-      <w:proofErr w:type="spellStart"/>
-      <w:r>
-        <w:rPr>
-          <w:w w:val="105"/>
-          <w:sz w:val="20"/>
-        </w:rPr>
-        <w:t>signifi</w:t>
-      </w:r>
-      <w:proofErr w:type="spellEnd"/>
-      <w:r>
-        <w:rPr>
-          <w:w w:val="105"/>
-          <w:sz w:val="20"/>
-        </w:rPr>
-        <w:t xml:space="preserve">- </w:t>
-      </w:r>
-      <w:proofErr w:type="spellStart"/>
-      <w:r>
-        <w:rPr>
-          <w:w w:val="105"/>
-          <w:sz w:val="20"/>
-        </w:rPr>
-        <w:t>cantly</w:t>
-      </w:r>
-      <w:proofErr w:type="spellEnd"/>
-      <w:r>
-        <w:rPr>
-          <w:w w:val="105"/>
-          <w:sz w:val="20"/>
-        </w:rPr>
-        <w:t xml:space="preserve"> improving algorithmic thinking and technical problem-solving abilities.</w:t>
+      <w:r>
+        <w:rPr>
+          <w:b/>
+          <w:w w:val="105"/>
+          <w:sz w:val="20"/>
+        </w:rPr>
+        <w:t>Codechef, Leetcode, Codeforces</w:t>
+      </w:r>
+      <w:r>
+        <w:rPr>
+          <w:w w:val="105"/>
+          <w:sz w:val="20"/>
+        </w:rPr>
+        <w:t>, signifi- cantly improving algorithmic thinking and technical problem-solving abilities.</w:t>
       </w:r>
     </w:p>
     <w:sectPr>
